--- a/Selenium_WebDriver/reports/Stat_Test_Report.docx
+++ b/Selenium_WebDriver/reports/Stat_Test_Report.docx
@@ -28,7 +28,7 @@
           <w:color w:val="000000"/>
           <w:sz w:val="26"/>
         </w:rPr>
-        <w:t>Thời gian tạo báo cáo: 07/09/2026 19:12:19</w:t>
+        <w:t>Thời gian tạo báo cáo: 14/09/2026 19:39:36</w:t>
       </w:r>
     </w:p>
     <w:p/>
@@ -410,7 +410,7 @@
                 <w:color w:val="000000"/>
                 <w:sz w:val="26"/>
               </w:rPr>
-              <w:t>07/09/2026 19:10:59</w:t>
+              <w:t>14/09/2026 19:38:12</w:t>
             </w:r>
           </w:p>
         </w:tc>
@@ -425,7 +425,7 @@
                 <w:color w:val="000000"/>
                 <w:sz w:val="26"/>
               </w:rPr>
-              <w:t>5.18</w:t>
+              <w:t>5.15</w:t>
             </w:r>
           </w:p>
         </w:tc>
@@ -500,7 +500,7 @@
                 <w:color w:val="000000"/>
                 <w:sz w:val="26"/>
               </w:rPr>
-              <w:t>07/09/2026 19:11:11</w:t>
+              <w:t>14/09/2026 19:38:24</w:t>
             </w:r>
           </w:p>
         </w:tc>
@@ -515,7 +515,7 @@
                 <w:color w:val="000000"/>
                 <w:sz w:val="26"/>
               </w:rPr>
-              <w:t>8.34</w:t>
+              <w:t>8.35</w:t>
             </w:r>
           </w:p>
         </w:tc>
@@ -590,7 +590,7 @@
                 <w:color w:val="000000"/>
                 <w:sz w:val="26"/>
               </w:rPr>
-              <w:t>07/09/2026 19:11:22</w:t>
+              <w:t>14/09/2026 19:38:35</w:t>
             </w:r>
           </w:p>
         </w:tc>
@@ -680,7 +680,7 @@
                 <w:color w:val="000000"/>
                 <w:sz w:val="26"/>
               </w:rPr>
-              <w:t>07/09/2026 19:11:34</w:t>
+              <w:t>14/09/2026 19:38:47</w:t>
             </w:r>
           </w:p>
         </w:tc>
@@ -695,7 +695,7 @@
                 <w:color w:val="000000"/>
                 <w:sz w:val="26"/>
               </w:rPr>
-              <w:t>8.24</w:t>
+              <w:t>8.38</w:t>
             </w:r>
           </w:p>
         </w:tc>
@@ -906,7 +906,7 @@
                 <w:color w:val="000000"/>
                 <w:sz w:val="26"/>
               </w:rPr>
-              <w:t>07/09/2026 19:10:55</w:t>
+              <w:t>14/09/2026 19:38:08</w:t>
             </w:r>
           </w:p>
         </w:tc>
@@ -997,7 +997,7 @@
                 <w:color w:val="000000"/>
                 <w:sz w:val="26"/>
               </w:rPr>
-              <w:t>07/09/2026 19:10:55</w:t>
+              <w:t>14/09/2026 19:38:09</w:t>
             </w:r>
           </w:p>
         </w:tc>
@@ -1088,7 +1088,7 @@
                 <w:color w:val="000000"/>
                 <w:sz w:val="26"/>
               </w:rPr>
-              <w:t>07/09/2026 19:10:59</w:t>
+              <w:t>14/09/2026 19:38:12</w:t>
             </w:r>
           </w:p>
         </w:tc>
@@ -1179,7 +1179,7 @@
                 <w:color w:val="000000"/>
                 <w:sz w:val="26"/>
               </w:rPr>
-              <w:t>07/09/2026 19:10:59</w:t>
+              <w:t>14/09/2026 19:38:12</w:t>
             </w:r>
           </w:p>
         </w:tc>
@@ -1270,7 +1270,7 @@
                 <w:color w:val="000000"/>
                 <w:sz w:val="26"/>
               </w:rPr>
-              <w:t>07/09/2026 19:10:59</w:t>
+              <w:t>14/09/2026 19:38:12</w:t>
             </w:r>
           </w:p>
         </w:tc>
@@ -1362,7 +1362,7 @@
                 <w:color w:val="000000"/>
                 <w:sz w:val="26"/>
               </w:rPr>
-              <w:t>07/09/2026 19:10:59</w:t>
+              <w:t>14/09/2026 19:38:12</w:t>
             </w:r>
           </w:p>
         </w:tc>
@@ -1392,7 +1392,7 @@
                 <w:color w:val="000000"/>
                 <w:sz w:val="26"/>
               </w:rPr>
-              <w:t>Data: [['Thuốc chống dị ứng', '1'], ['Thuốc giảm đau - hạ sốt', '5'], ['Thuốc hô hấp', '1'], ['Thuốc kháng sinh', '1'], ['Thuốc kháng viêm', '1'], ['Thuốc răng hàm mặt', '2'], ['Thuốc tẩy giun', '1'], ['Thuốc tiêu hóa', '2'], ['Thuốc tim mạch - huyết áp', '1'], ['Vitamin và khoáng chất', '14']]</w:t>
+              <w:t>Data: [['Thuốc chống dị ứng', '1'], ['Thuốc giảm đau - hạ sốt', '5'], ['Thuốc hô hấp', '1'], ['Thuốc kháng sinh', '1'], ['Thuốc kháng viêm', '1'], ['Thuốc răng hàm mặt', '2'], ['Thuốc tẩy giun', '1'], ['Thuốc tiêu hóa', '2'], ['Thuốc tim mạch - huyết áp', '1'], ['Vitamin và khoáng chất', '16']]</w:t>
             </w:r>
           </w:p>
         </w:tc>
@@ -1454,7 +1454,7 @@
                 <w:color w:val="000000"/>
                 <w:sz w:val="26"/>
               </w:rPr>
-              <w:t>07/09/2026 19:10:59</w:t>
+              <w:t>14/09/2026 19:38:12</w:t>
             </w:r>
           </w:p>
         </w:tc>
@@ -1546,7 +1546,7 @@
                 <w:color w:val="000000"/>
                 <w:sz w:val="26"/>
               </w:rPr>
-              <w:t>07/09/2026 19:10:59</w:t>
+              <w:t>14/09/2026 19:38:12</w:t>
             </w:r>
           </w:p>
         </w:tc>
@@ -1637,7 +1637,7 @@
                 <w:color w:val="000000"/>
                 <w:sz w:val="26"/>
               </w:rPr>
-              <w:t>07/09/2026 19:11:04</w:t>
+              <w:t>14/09/2026 19:38:17</w:t>
             </w:r>
           </w:p>
         </w:tc>
@@ -1728,7 +1728,7 @@
                 <w:color w:val="000000"/>
                 <w:sz w:val="26"/>
               </w:rPr>
-              <w:t>07/09/2026 19:11:07</w:t>
+              <w:t>14/09/2026 19:38:20</w:t>
             </w:r>
           </w:p>
         </w:tc>
@@ -1819,7 +1819,7 @@
                 <w:color w:val="000000"/>
                 <w:sz w:val="26"/>
               </w:rPr>
-              <w:t>07/09/2026 19:11:07</w:t>
+              <w:t>14/09/2026 19:38:20</w:t>
             </w:r>
           </w:p>
         </w:tc>
@@ -1910,7 +1910,7 @@
                 <w:color w:val="000000"/>
                 <w:sz w:val="26"/>
               </w:rPr>
-              <w:t>07/09/2026 19:11:07</w:t>
+              <w:t>14/09/2026 19:38:20</w:t>
             </w:r>
           </w:p>
         </w:tc>
@@ -2002,7 +2002,7 @@
                 <w:color w:val="000000"/>
                 <w:sz w:val="26"/>
               </w:rPr>
-              <w:t>07/09/2026 19:11:07</w:t>
+              <w:t>14/09/2026 19:38:20</w:t>
             </w:r>
           </w:p>
         </w:tc>
@@ -2094,7 +2094,7 @@
                 <w:color w:val="000000"/>
                 <w:sz w:val="26"/>
               </w:rPr>
-              <w:t>07/09/2026 19:11:07</w:t>
+              <w:t>14/09/2026 19:38:21</w:t>
             </w:r>
           </w:p>
         </w:tc>
@@ -2186,7 +2186,7 @@
                 <w:color w:val="000000"/>
                 <w:sz w:val="26"/>
               </w:rPr>
-              <w:t>07/09/2026 19:11:07</w:t>
+              <w:t>14/09/2026 19:38:21</w:t>
             </w:r>
           </w:p>
         </w:tc>
@@ -2278,7 +2278,7 @@
                 <w:color w:val="000000"/>
                 <w:sz w:val="26"/>
               </w:rPr>
-              <w:t>07/09/2026 19:11:07</w:t>
+              <w:t>14/09/2026 19:38:21</w:t>
             </w:r>
           </w:p>
         </w:tc>
@@ -2369,7 +2369,7 @@
                 <w:color w:val="000000"/>
                 <w:sz w:val="26"/>
               </w:rPr>
-              <w:t>07/09/2026 19:11:08</w:t>
+              <w:t>14/09/2026 19:38:21</w:t>
             </w:r>
           </w:p>
         </w:tc>
@@ -2461,7 +2461,7 @@
                 <w:color w:val="000000"/>
                 <w:sz w:val="26"/>
               </w:rPr>
-              <w:t>07/09/2026 19:11:11</w:t>
+              <w:t>14/09/2026 19:38:24</w:t>
             </w:r>
           </w:p>
         </w:tc>
@@ -2552,7 +2552,7 @@
                 <w:color w:val="000000"/>
                 <w:sz w:val="26"/>
               </w:rPr>
-              <w:t>07/09/2026 19:11:15</w:t>
+              <w:t>14/09/2026 19:38:28</w:t>
             </w:r>
           </w:p>
         </w:tc>
@@ -2643,7 +2643,7 @@
                 <w:color w:val="000000"/>
                 <w:sz w:val="26"/>
               </w:rPr>
-              <w:t>07/09/2026 19:11:19</w:t>
+              <w:t>14/09/2026 19:38:32</w:t>
             </w:r>
           </w:p>
         </w:tc>
@@ -2734,7 +2734,7 @@
                 <w:color w:val="000000"/>
                 <w:sz w:val="26"/>
               </w:rPr>
-              <w:t>07/09/2026 19:11:19</w:t>
+              <w:t>14/09/2026 19:38:32</w:t>
             </w:r>
           </w:p>
         </w:tc>
@@ -2825,7 +2825,7 @@
                 <w:color w:val="000000"/>
                 <w:sz w:val="26"/>
               </w:rPr>
-              <w:t>07/09/2026 19:11:19</w:t>
+              <w:t>14/09/2026 19:38:32</w:t>
             </w:r>
           </w:p>
         </w:tc>
@@ -2916,7 +2916,7 @@
                 <w:color w:val="000000"/>
                 <w:sz w:val="26"/>
               </w:rPr>
-              <w:t>07/09/2026 19:11:22</w:t>
+              <w:t>14/09/2026 19:38:35</w:t>
             </w:r>
           </w:p>
         </w:tc>
@@ -3007,7 +3007,7 @@
                 <w:color w:val="000000"/>
                 <w:sz w:val="26"/>
               </w:rPr>
-              <w:t>07/09/2026 19:11:22</w:t>
+              <w:t>14/09/2026 19:38:35</w:t>
             </w:r>
           </w:p>
         </w:tc>
@@ -3099,7 +3099,7 @@
                 <w:color w:val="000000"/>
                 <w:sz w:val="26"/>
               </w:rPr>
-              <w:t>07/09/2026 19:11:22</w:t>
+              <w:t>14/09/2026 19:38:35</w:t>
             </w:r>
           </w:p>
         </w:tc>
@@ -3190,7 +3190,7 @@
                 <w:color w:val="000000"/>
                 <w:sz w:val="26"/>
               </w:rPr>
-              <w:t>07/09/2026 19:11:22</w:t>
+              <w:t>14/09/2026 19:38:35</w:t>
             </w:r>
           </w:p>
         </w:tc>
@@ -3282,7 +3282,7 @@
                 <w:color w:val="000000"/>
                 <w:sz w:val="26"/>
               </w:rPr>
-              <w:t>07/09/2026 19:11:22</w:t>
+              <w:t>14/09/2026 19:38:35</w:t>
             </w:r>
           </w:p>
         </w:tc>
@@ -3374,7 +3374,7 @@
                 <w:color w:val="000000"/>
                 <w:sz w:val="26"/>
               </w:rPr>
-              <w:t>07/09/2026 19:11:22</w:t>
+              <w:t>14/09/2026 19:38:35</w:t>
             </w:r>
           </w:p>
         </w:tc>
@@ -3466,7 +3466,7 @@
                 <w:color w:val="000000"/>
                 <w:sz w:val="26"/>
               </w:rPr>
-              <w:t>07/09/2026 19:11:27</w:t>
+              <w:t>14/09/2026 19:38:40</w:t>
             </w:r>
           </w:p>
         </w:tc>
@@ -3557,7 +3557,7 @@
                 <w:color w:val="000000"/>
                 <w:sz w:val="26"/>
               </w:rPr>
-              <w:t>07/09/2026 19:11:30</w:t>
+              <w:t>14/09/2026 19:38:44</w:t>
             </w:r>
           </w:p>
         </w:tc>
@@ -3648,7 +3648,7 @@
                 <w:color w:val="000000"/>
                 <w:sz w:val="26"/>
               </w:rPr>
-              <w:t>07/09/2026 19:11:30</w:t>
+              <w:t>14/09/2026 19:38:44</w:t>
             </w:r>
           </w:p>
         </w:tc>
@@ -3739,7 +3739,7 @@
                 <w:color w:val="000000"/>
                 <w:sz w:val="26"/>
               </w:rPr>
-              <w:t>07/09/2026 19:11:32</w:t>
+              <w:t>14/09/2026 19:38:45</w:t>
             </w:r>
           </w:p>
         </w:tc>
@@ -3830,7 +3830,7 @@
                 <w:color w:val="000000"/>
                 <w:sz w:val="26"/>
               </w:rPr>
-              <w:t>07/09/2026 19:11:32</w:t>
+              <w:t>14/09/2026 19:38:45</w:t>
             </w:r>
           </w:p>
         </w:tc>
@@ -3921,7 +3921,7 @@
                 <w:color w:val="000000"/>
                 <w:sz w:val="26"/>
               </w:rPr>
-              <w:t>07/09/2026 19:11:32</w:t>
+              <w:t>14/09/2026 19:38:45</w:t>
             </w:r>
           </w:p>
         </w:tc>
@@ -4012,7 +4012,7 @@
                 <w:color w:val="000000"/>
                 <w:sz w:val="26"/>
               </w:rPr>
-              <w:t>07/09/2026 19:11:32</w:t>
+              <w:t>14/09/2026 19:38:45</w:t>
             </w:r>
           </w:p>
         </w:tc>
@@ -4042,7 +4042,7 @@
                 <w:color w:val="000000"/>
                 <w:sz w:val="26"/>
               </w:rPr>
-              <w:t>Data: [['Aaaa', '1'], ['Aaaaaa', '1'], ['Aaaaaaa', '1'], ['Aaaaaaaa', '1'], ['Cảm cúm', '1'], ['Chan doan TC-NOTIFICATION-003-1787150131', '1'], ['Chan doan TC-NOTIFICATION-003-1787150503', '1'], ['Chan doan TC-NOTIFICATION-003-1787153661', '1'], ['Chan doan TC-NOTIFICATION-003-1787218002', '1'], ['Chan doan TC-NOTIFICATION-003-1787742624', '1'], ['Chan doan TC-NOTIFICATION-003-1787745442', '1'], ['Chan doan TC-NOTIFICATION-003-1787748198', '1'], ['Chan doan TC-NOTIFICATION-003-1787760055', '1'], ['Chan doan TC-NOTIFICATION-003-1787763849', '1'], ['Chan doan TC-NOTIFICATION-003-1787818269', '1'], ['Chan doan TC-NOTIFICATION-003-1787819149', '1'], ['Chan doan TC-NOTIFICATION-003-1787820374', '1'], ['Chan doan TC-NOTIFICATION-003-1787822313', '1'], ['Chan doan TC-NOTIFICATION-003-1788104944', '1'], ['Chan doan TC-NOTIFICATION-003-1788454784', '1'], ['Chan doan TC-NOTIFICATION-003-1788457360', '1'], ['Chan doan TC-NOTIFICATION-003-1788457953', '1'], ['Chan doan TC-NOTIFICATION-003-1788460008', '1'], ['Chan doan TC-NOTIFICATION-003-1788461346', '1'], ['Chan doan TC-NOTIFICATION-003-1788697981', '1'], ['Chan doan TC-NOTIFICATION-003-1788711148', '1'], ['Chan doan TC-NOTIFICATION-003-1788774070', '1'], ['Chan doan TC-NOTIFICATION-003-1788777124', '1'], ['Chan doan TC-NOTIFICATION-003-1788782839', '1'], ['Chan doan TC-NOTIFICATION-006-1787209172', '1'], ['Chan doan TC-NOTIFICATION-006-1787211099', '1'], ['Chan doan TC-NOTIFICATION-006-1787218134', '1'], ['Chan doan TC-NOTIFICATION-006-1787733814', '1'], ['Chan doan TC-NOTIFICATION-006-1787743092', '1'], ['Chan doan TC-NOTIFICATION-006-1787745573', '1'], ['Chan doan TC-NOTIFICATION-006-1787748330', '1'], ['Chan doan TC-NOTIFICATION-006-1787760187', '1'], ['Chan doan TC-NOTIFICATION-006-1787763981', '1'], ['Chan doan TC-NOTIFICATION-006-1787818401', '1'], ['Chan doan TC-NOTIFICATION-006-1787819268', '1'], ['Chan doan TC-NOTIFICATION-006-1787822420', '1'], ['Chan doan TC-NOTIFICATION-006-1788105042', '1'], ['Chan doan TC-NOTIFICATION-006-1788454943', '1'], ['Chan doan TC-NOTIFICATION-006-1788457486', '1'], ['Chan doan TC-NOTIFICATION-006-1788458080', '1'], ['Chan doan TC-NOTIFICATION-006-1788460134', '1'], ['Chan doan TC-NOTIFICATION-006-1788461472', '1'], ['Chan doan TC-NOTIFICATION-006-1788698108', '1'], ['Chan doan TC-NOTIFICATION-006-1788711275', '1'], ['Chan doan TC-NOTIFICATION-006-1788774111', '1'], ['Chan doan TC-NOTIFICATION-006-1788776196', '1'], ['Chan doan TC-NOTIFICATION-006-1788777165', '1'], ['Chan doan TC-NOTIFICATION-006-1788782880', '1'], ['Chan doan TC-NOTIFICATION-007-1787210835', '1'], ['Chan doan TC-NOTIFICATION-007-1787211174', '1'], ['Chan doan TC-NOTIFICATION-007-1787211717', '1'], ['Chan doan TC-NOTIFICATION-007-1787213100', '1'], ['Chan doan TC-NOTIFICATION-007-1787218195', '1'], ['Chan doan TC-NOTIFICATION-007-1787733882', '1'], ['Chan doan TC-NOTIFICATION-007-1787743214', '1'], ['Chan doan TC-NOTIFICATION-007-1787745635', '1'], ['Chan doan TC-NOTIFICATION-007-1787748392', '1'], ['Chan doan TC-NOTIFICATION-007-1787760248', '1'], ['Chan doan TC-NOTIFICATION-007-1787764042', '1'], ['Chan doan TC-NOTIFICATION-007-1787818463', '1'], ['Chan doan TC-NOTIFICATION-007-1787819323', '1'], ['Chan doan TC-NOTIFICATION-007-1787822470', '1'], ['Chan doan TC-NOTIFICATION-007-1788105089', '1'], ['Chan doan TC-NOTIFICATION-007-1788455246', '1'], ['Chan doan TC-NOTIFICATION-007-1788457532', '1'], ['Chan doan TC-NOTIFICATION-007-1788458126', '1'], ['Chan doan TC-NOTIFICATION-007-1788460180', '1'], ['Chan doan TC-NOTIFICATION-007-1788461518', '1'], ['Chan doan TC-NOTIFICATION-007-1788698155', '1'], ['Chan doan TC-NOTIFICATION-007-1788711322', '1'], ['Chan doan TC-NOTIFICATION-007-1788774124', '1'], ['Chan doan TC-NOTIFICATION-007-1788777178', '1'], ['Chan doan TC-NOTIFICATION-007-1788782894', '1'], ['Chan doan TC-NOTIFICATION-008-1787213619', '1'], ['Chan doan TC-NOTIFICATION-008-1787214474', '1'], ['Chan doan TC-NOTIFICATION-008-1787216554', '1'], ['Chan doan TC-NOTIFICATION-008-1787218256', '1'], ['Chan doan TC-NOTIFICATION-008-1787733949', '1'], ['Chan doan TC-NOTIFICATION-008-1787743372', '1'], ['Chan doan TC-NOTIFICATION-008-1787745696', '1'], ['Chan doan TC-NOTIFICATION-008-1787748453', '1'], ['Chan doan TC-NOTIFICATION-008-1787760309', '1'], ['Chan doan TC-NOTIFICATION-008-1787764103', '1'], ['Chan doan TC-NOTIFICATION-008-1787818524', '1'], ['Chan doan TC-NOTIFICATION-008-1787819378', '1'], ['Chan doan TC-NOTIFICATION-008-1787822519', '1'], ['Chan doan TC-NOTIFICATION-008-1788105136', '1'], ['Chan doan TC-NOTIFICATION-008-1788456282', '1'], ['Chan doan TC-NOTIFICATION-008-1788457579', '1'], ['Chan doan TC-NOTIFICATION-008-1788458172', '1'], ['Chan doan TC-NOTIFICATION-008-1788460227', '1'], ['Chan doan TC-NOTIFICATION-008-1788461564', '1'], ['Chan doan TC-NOTIFICATION-008-1788698201', '1'], ['Chan doan TC-NOTIFICATION-008-1788711368', '1'], ['Chan doan TC-NOTIFICATION-008-1788774138', '1'], ['Chan doan TC-NOTIFICATION-008-1788775509', '1'], ['Chan doan TC-NOTIFICATION-008-1788775621', '1'], ['Chan doan TC-NOTIFICATION-008-1788775771', '1'], ['Chan doan TC-NOTIFICATION-008-1788776060', '1'], ['Chan doan TC-NOTIFICATION-008-1788776228', '1'], ['Chan doan TC-NOTIFICATION-008-1788777191', '1'], ['Chan doan TC-NOTIFICATION-008-1788782908', '1'], ['Chan doan TC-NOTIFICATION-009-UPDATED-1787215375', '1'], ['Chan doan TC-NOTIFICATION-009-UPDATED-1787216822', '1'], ['Chan doan TC-NOTIFICATION-009-UPDATED-1787217452', '1'], ['Chan doan TC-NOTIFICATION-009-UPDATED-1787217644', '1'], ['Chan doan TC-NOTIFICATION-009-UPDATED-1787218340', '1'], ['Chan doan TC-NOTIFICATION-009-UPDATED-1787734039', '1'], ['Chan doan TC-NOTIFICATION-009-UPDATED-1787743509', '1'], ['Chan doan TC-NOTIFICATION-009-UPDATED-1787745779', '1'], ['Chan doan TC-NOTIFICATION-009-UPDATED-1787748536', '1'], ['Chan doan TC-NOTIFICATION-009-UPDATED-1787760393', '1'], ['Chan doan TC-NOTIFICATION-009-UPDATED-1787764187', '1'], ['Chan doan TC-NOTIFICATION-009-UPDATED-1787818608', '1'], ['Chan doan TC-NOTIFICATION-009-UPDATED-1787819453', '1'], ['Chan doan TC-NOTIFICATION-009-UPDATED-1787822584', '1'], ['Chan doan TC-NOTIFICATION-009-UPDATED-1787887364', '1'], ['Chan doan TC-NOTIFICATION-009-UPDATED-1788105197', '1'], ['Chan doan TC-NOTIFICATION-009-UPDATED-1788456410', '1'], ['Chan doan TC-NOTIFICATION-009-UPDATED-1788456918', '1'], ['Chan doan TC-NOTIFICATION-009-UPDATED-1788457640', '1'], ['Chan doan TC-NOTIFICATION-009-UPDATED-1788458234', '1'], ['Chan doan TC-NOTIFICATION-009-UPDATED-1788460288', '1'], ['Chan doan TC-NOTIFICATION-009-UPDATED-1788461626', '1'], ['Chan doan TC-NOTIFICATION-009-UPDATED-1788698263', '1'], ['Chan doan TC-NOTIFICATION-009-UPDATED-1788711430', '1'], ['Chan doan TC-NOTIFICATION-009-UPDATED-1788774151', '1'], ['Chan doan TC-NOTIFICATION-009-UPDATED-1788777208', '1'], ['Chẩn đoán ban đầu TC-MEDICAL-009', '1'], ['chẩn đoán cập nhật', '1'], ['Chẩn đoán cập nhật TC-MEDICAL-006 1788782622', '1'], ['Chẩn đoán cập nhật TC-MEDICALHISTORY-006 1788782753', '1'], ['Chẩn đoán Selenium MyAppointment', '1'], ['Chẩn đoán Selenium TC-MEDICAL-007', '1'], ['Chẩn đoán TC-MEDICAL-004', '1'], ['Chẩn đoán TC-MEDICAL-008', '1'], ['Chẩn đoán TC-MYAPPOINTMENT-004', '1'], ['Chẩn đoán TC-MYAPPOINTMENT-004 1786849305', '1'], ['Chẩn đoán TC-MYAPPOINTMENT-004 1786864364', '1'], ['Chuẩn đoán', '1'], ['Di ung da nhe', '1'], ['Đau cổ do ngồi sai tư thế', '1'], ['Đau dạ dày', '1'], ['Đau đầu nhẹ do thiếu ngủ', '2'], ['Đau đầu, mệt mỏi', '1'], ['Đau lưng', '1'], ['Đau lưng do ngồi lâu', '1'], ['Khám', '2'], ['Khám bệnh', '1'], ['kham cập nhật', '1'], ['Mắt cận', '1'], ['Nghi viem hong', '1'], ['Răng sâu', '1'], ['Roi loan nhip tim nhe', '1'], ['Sau rang so 36', '1'], ['Sửa chẩn đoán.', '1'], ['Tăng huyết áp giai đoạn 1', '1'], ['tăng huyết áp loại 1', '1'], ['Thiếu máu cơ tim nhẹ', '1'], ['Thuy dau', '1'], ['Viem da tiep xuc', '1'], ['Viêm họng nhẹ', '1'], ['Viêm họng nhẹ, có ho', '1'], ['Viêm mũi dị ứng', '1']]</w:t>
+              <w:t>Data: [['Aaaa', '1'], ['Aaaaaa', '1'], ['Aaaaaaa', '1'], ['Aaaaaaaa', '1'], ['Cảm cúm', '1'], ['Chan doan TC-NOTIFICATION-003-1787150131', '1'], ['Chan doan TC-NOTIFICATION-003-1787150503', '1'], ['Chan doan TC-NOTIFICATION-003-1787153661', '1'], ['Chan doan TC-NOTIFICATION-003-1787218002', '1'], ['Chan doan TC-NOTIFICATION-003-1787742624', '1'], ['Chan doan TC-NOTIFICATION-003-1787745442', '1'], ['Chan doan TC-NOTIFICATION-003-1787748198', '1'], ['Chan doan TC-NOTIFICATION-003-1787760055', '1'], ['Chan doan TC-NOTIFICATION-003-1787763849', '1'], ['Chan doan TC-NOTIFICATION-003-1787818269', '1'], ['Chan doan TC-NOTIFICATION-003-1787819149', '1'], ['Chan doan TC-NOTIFICATION-003-1787820374', '1'], ['Chan doan TC-NOTIFICATION-003-1787822313', '1'], ['Chan doan TC-NOTIFICATION-003-1788104944', '1'], ['Chan doan TC-NOTIFICATION-003-1788454784', '1'], ['Chan doan TC-NOTIFICATION-003-1788457360', '1'], ['Chan doan TC-NOTIFICATION-003-1788457953', '1'], ['Chan doan TC-NOTIFICATION-003-1788460008', '1'], ['Chan doan TC-NOTIFICATION-003-1788461346', '1'], ['Chan doan TC-NOTIFICATION-003-1788697981', '1'], ['Chan doan TC-NOTIFICATION-003-1788711148', '1'], ['Chan doan TC-NOTIFICATION-003-1788774070', '1'], ['Chan doan TC-NOTIFICATION-003-1788777124', '1'], ['Chan doan TC-NOTIFICATION-003-1788782839', '1'], ['Chan doan TC-NOTIFICATION-003-1789387232', '1'], ['Chan doan TC-NOTIFICATION-003-1789389250', '1'], ['Chan doan TC-NOTIFICATION-006-1787209172', '1'], ['Chan doan TC-NOTIFICATION-006-1787211099', '1'], ['Chan doan TC-NOTIFICATION-006-1787218134', '1'], ['Chan doan TC-NOTIFICATION-006-1787733814', '1'], ['Chan doan TC-NOTIFICATION-006-1787743092', '1'], ['Chan doan TC-NOTIFICATION-006-1787745573', '1'], ['Chan doan TC-NOTIFICATION-006-1787748330', '1'], ['Chan doan TC-NOTIFICATION-006-1787760187', '1'], ['Chan doan TC-NOTIFICATION-006-1787763981', '1'], ['Chan doan TC-NOTIFICATION-006-1787818401', '1'], ['Chan doan TC-NOTIFICATION-006-1787819268', '1'], ['Chan doan TC-NOTIFICATION-006-1787822420', '1'], ['Chan doan TC-NOTIFICATION-006-1788105042', '1'], ['Chan doan TC-NOTIFICATION-006-1788454943', '1'], ['Chan doan TC-NOTIFICATION-006-1788457486', '1'], ['Chan doan TC-NOTIFICATION-006-1788458080', '1'], ['Chan doan TC-NOTIFICATION-006-1788460134', '1'], ['Chan doan TC-NOTIFICATION-006-1788461472', '1'], ['Chan doan TC-NOTIFICATION-006-1788698108', '1'], ['Chan doan TC-NOTIFICATION-006-1788711275', '1'], ['Chan doan TC-NOTIFICATION-006-1788774111', '1'], ['Chan doan TC-NOTIFICATION-006-1788776196', '1'], ['Chan doan TC-NOTIFICATION-006-1788777165', '1'], ['Chan doan TC-NOTIFICATION-006-1788782880', '1'], ['Chan doan TC-NOTIFICATION-006-1789387275', '1'], ['Chan doan TC-NOTIFICATION-006-1789389292', '1'], ['Chan doan TC-NOTIFICATION-007-1787210835', '1'], ['Chan doan TC-NOTIFICATION-007-1787211174', '1'], ['Chan doan TC-NOTIFICATION-007-1787211717', '1'], ['Chan doan TC-NOTIFICATION-007-1787213100', '1'], ['Chan doan TC-NOTIFICATION-007-1787218195', '1'], ['Chan doan TC-NOTIFICATION-007-1787733882', '1'], ['Chan doan TC-NOTIFICATION-007-1787743214', '1'], ['Chan doan TC-NOTIFICATION-007-1787745635', '1'], ['Chan doan TC-NOTIFICATION-007-1787748392', '1'], ['Chan doan TC-NOTIFICATION-007-1787760248', '1'], ['Chan doan TC-NOTIFICATION-007-1787764042', '1'], ['Chan doan TC-NOTIFICATION-007-1787818463', '1'], ['Chan doan TC-NOTIFICATION-007-1787819323', '1'], ['Chan doan TC-NOTIFICATION-007-1787822470', '1'], ['Chan doan TC-NOTIFICATION-007-1788105089', '1'], ['Chan doan TC-NOTIFICATION-007-1788455246', '1'], ['Chan doan TC-NOTIFICATION-007-1788457532', '1'], ['Chan doan TC-NOTIFICATION-007-1788458126', '1'], ['Chan doan TC-NOTIFICATION-007-1788460180', '1'], ['Chan doan TC-NOTIFICATION-007-1788461518', '1'], ['Chan doan TC-NOTIFICATION-007-1788698155', '1'], ['Chan doan TC-NOTIFICATION-007-1788711322', '1'], ['Chan doan TC-NOTIFICATION-007-1788774124', '1'], ['Chan doan TC-NOTIFICATION-007-1788777178', '1'], ['Chan doan TC-NOTIFICATION-007-1788782894', '1'], ['Chan doan TC-NOTIFICATION-007-1789387289', '1'], ['Chan doan TC-NOTIFICATION-007-1789389306', '1'], ['Chan doan TC-NOTIFICATION-008-1787213619', '1'], ['Chan doan TC-NOTIFICATION-008-1787214474', '1'], ['Chan doan TC-NOTIFICATION-008-1787216554', '1'], ['Chan doan TC-NOTIFICATION-008-1787218256', '1'], ['Chan doan TC-NOTIFICATION-008-1787733949', '1'], ['Chan doan TC-NOTIFICATION-008-1787743372', '1'], ['Chan doan TC-NOTIFICATION-008-1787745696', '1'], ['Chan doan TC-NOTIFICATION-008-1787748453', '1'], ['Chan doan TC-NOTIFICATION-008-1787760309', '1'], ['Chan doan TC-NOTIFICATION-008-1787764103', '1'], ['Chan doan TC-NOTIFICATION-008-1787818524', '1'], ['Chan doan TC-NOTIFICATION-008-1787819378', '1'], ['Chan doan TC-NOTIFICATION-008-1787822519', '1'], ['Chan doan TC-NOTIFICATION-008-1788105136', '1'], ['Chan doan TC-NOTIFICATION-008-1788456282', '1'], ['Chan doan TC-NOTIFICATION-008-1788457579', '1'], ['Chan doan TC-NOTIFICATION-008-1788458172', '1'], ['Chan doan TC-NOTIFICATION-008-1788460227', '1'], ['Chan doan TC-NOTIFICATION-008-1788461564', '1'], ['Chan doan TC-NOTIFICATION-008-1788698201', '1'], ['Chan doan TC-NOTIFICATION-008-1788711368', '1'], ['Chan doan TC-NOTIFICATION-008-1788774138', '1'], ['Chan doan TC-NOTIFICATION-008-1788775509', '1'], ['Chan doan TC-NOTIFICATION-008-1788775621', '1'], ['Chan doan TC-NOTIFICATION-008-1788775771', '1'], ['Chan doan TC-NOTIFICATION-008-1788776060', '1'], ['Chan doan TC-NOTIFICATION-008-1788776228', '1'], ['Chan doan TC-NOTIFICATION-008-1788777191', '1'], ['Chan doan TC-NOTIFICATION-008-1788782908', '1'], ['Chan doan TC-NOTIFICATION-008-1789387647', '1'], ['Chan doan TC-NOTIFICATION-008-1789388311', '1'], ['Chan doan TC-NOTIFICATION-008-1789389320', '1'], ['Chan doan TC-NOTIFICATION-009-UPDATED-1787215375', '1'], ['Chan doan TC-NOTIFICATION-009-UPDATED-1787216822', '1'], ['Chan doan TC-NOTIFICATION-009-UPDATED-1787217452', '1'], ['Chan doan TC-NOTIFICATION-009-UPDATED-1787217644', '1'], ['Chan doan TC-NOTIFICATION-009-UPDATED-1787218340', '1'], ['Chan doan TC-NOTIFICATION-009-UPDATED-1787734039', '1'], ['Chan doan TC-NOTIFICATION-009-UPDATED-1787743509', '1'], ['Chan doan TC-NOTIFICATION-009-UPDATED-1787745779', '1'], ['Chan doan TC-NOTIFICATION-009-UPDATED-1787748536', '1'], ['Chan doan TC-NOTIFICATION-009-UPDATED-1787760393', '1'], ['Chan doan TC-NOTIFICATION-009-UPDATED-1787764187', '1'], ['Chan doan TC-NOTIFICATION-009-UPDATED-1787818608', '1'], ['Chan doan TC-NOTIFICATION-009-UPDATED-1787819453', '1'], ['Chan doan TC-NOTIFICATION-009-UPDATED-1787822584', '1'], ['Chan doan TC-NOTIFICATION-009-UPDATED-1787887364', '1'], ['Chan doan TC-NOTIFICATION-009-UPDATED-1788105197', '1'], ['Chan doan TC-NOTIFICATION-009-UPDATED-1788456410', '1'], ['Chan doan TC-NOTIFICATION-009-UPDATED-1788456918', '1'], ['Chan doan TC-NOTIFICATION-009-UPDATED-1788457640', '1'], ['Chan doan TC-NOTIFICATION-009-UPDATED-1788458234', '1'], ['Chan doan TC-NOTIFICATION-009-UPDATED-1788460288', '1'], ['Chan doan TC-NOTIFICATION-009-UPDATED-1788461626', '1'], ['Chan doan TC-NOTIFICATION-009-UPDATED-1788698263', '1'], ['Chan doan TC-NOTIFICATION-009-UPDATED-1788711430', '1'], ['Chan doan TC-NOTIFICATION-009-UPDATED-1788774151', '1'], ['Chan doan TC-NOTIFICATION-009-UPDATED-1788777208', '1'], ['Chan doan TC-NOTIFICATION-009-UPDATED-1789389337', '1'], ['Chẩn đoán ban đầu TC-MEDICAL-009', '1'], ['chẩn đoán cập nhật', '1'], ['Chẩn đoán cập nhật TC-MEDICAL-006 1789389030', '1'], ['Chẩn đoán cập nhật TC-MEDICALHISTORY-006 1789389163', '1'], ['Chẩn đoán Selenium MyAppointment', '1'], ['Chẩn đoán Selenium TC-MEDICAL-007', '1'], ['Chẩn đoán TC-MEDICAL-004', '1'], ['Chẩn đoán TC-MEDICAL-008', '1'], ['Chẩn đoán TC-MYAPPOINTMENT-004', '1'], ['Chẩn đoán TC-MYAPPOINTMENT-004 1786849305', '1'], ['Chẩn đoán TC-MYAPPOINTMENT-004 1786864364', '1'], ['Chuẩn đoán', '1'], ['Di ung da nhe', '1'], ['Đau cổ do ngồi sai tư thế', '1'], ['Đau dạ dày', '1'], ['Đau đầu nhẹ do thiếu ngủ', '2'], ['Đau đầu, mệt mỏi', '1'], ['Đau lưng', '1'], ['Đau lưng do ngồi lâu', '1'], ['Khám', '2'], ['Khám bệnh', '1'], ['kham cập nhật', '1'], ['Mắt cận', '1'], ['Nghi viem hong', '1'], ['Răng sâu', '1'], ['Roi loan nhip tim nhe', '1'], ['Sau rang so 36', '1'], ['Sửa chẩn đoán.', '1'], ['Tăng huyết áp giai đoạn 1', '1'], ['tăng huyết áp loại 1', '1'], ['Thiếu máu cơ tim nhẹ', '1'], ['Thuy dau', '1'], ['Viem da tiep xuc', '1'], ['Viêm họng nhẹ', '1'], ['Viêm họng nhẹ, có ho', '1'], ['Viêm mũi dị ứng', '1']]</w:t>
             </w:r>
           </w:p>
         </w:tc>
@@ -4104,7 +4104,7 @@
                 <w:color w:val="000000"/>
                 <w:sz w:val="26"/>
               </w:rPr>
-              <w:t>07/09/2026 19:11:32</w:t>
+              <w:t>14/09/2026 19:38:45</w:t>
             </w:r>
           </w:p>
         </w:tc>
@@ -4195,7 +4195,7 @@
                 <w:color w:val="000000"/>
                 <w:sz w:val="26"/>
               </w:rPr>
-              <w:t>07/09/2026 19:11:34</w:t>
+              <w:t>14/09/2026 19:38:47</w:t>
             </w:r>
           </w:p>
         </w:tc>
